--- a/examples/datasets/doc/20-pesticides.docx
+++ b/examples/datasets/doc/20-pesticides.docx
@@ -561,7 +561,16 @@
         <w:rPr>
           <w:rStyle w:val="VerbatimChar"/>
         </w:rPr>
-        <w:t xml:space="preserve">## [1] "india_pesticides"   "japan_pesticides"   "canada_pesticides"  "usa_pesticides"     "china_pesticides"   "germany_pesticides"</w:t>
+        <w:t xml:space="preserve">## [1] "india_pesticides"   "japan_pesticides"   "canada_pesticides"  "usa_pesticides"     "china_pesticides"  </w:t>
+      </w:r>
+      <w:r>
+        <w:br/>
+      </w:r>
+      <w:r>
+        <w:rPr>
+          <w:rStyle w:val="VerbatimChar"/>
+        </w:rPr>
+        <w:t xml:space="preserve">## [6] "germany_pesticides"</w:t>
       </w:r>
     </w:p>
     <w:p>
